--- a/tests/fixtures/compact/recorded-81cf5721-verify-failed-summary.md.docx
+++ b/tests/fixtures/compact/recorded-81cf5721-verify-failed-summary.md.docx
@@ -7,7 +7,7 @@
         <w:pStyle w:val="Heading2"/>
         <w:rPr/>
       </w:pPr>
-      <w:bookmarkStart w:colFirst="0" w:colLast="0" w:name="_en7ynrjp7ylj" w:id="0"/>
+      <w:bookmarkStart w:colFirst="0" w:colLast="0" w:name="_sxzu7v4fzaqg" w:id="0"/>
       <w:bookmarkEnd w:id="0"/>
       <w:r>
         <w:rPr>
@@ -95,6 +95,7 @@
           <w:numId w:val="2"/>
         </w:numPr>
         <w:ind w:left="720" w:hanging="360"/>
+        <w:rPr/>
       </w:pPr>
       <w:r>
         <w:rPr>
@@ -110,6 +111,7 @@
           <w:numId w:val="2"/>
         </w:numPr>
         <w:ind w:left="720" w:hanging="360"/>
+        <w:rPr/>
       </w:pPr>
       <w:r>
         <w:rPr>
@@ -125,6 +127,7 @@
           <w:numId w:val="2"/>
         </w:numPr>
         <w:ind w:left="720" w:hanging="360"/>
+        <w:rPr/>
       </w:pPr>
       <w:r>
         <w:rPr>
@@ -138,7 +141,7 @@
         <w:pStyle w:val="Heading2"/>
         <w:rPr/>
       </w:pPr>
-      <w:bookmarkStart w:colFirst="0" w:colLast="0" w:name="_y5xquku3p1ul" w:id="1"/>
+      <w:bookmarkStart w:colFirst="0" w:colLast="0" w:name="_vr8dleoybgkr" w:id="1"/>
       <w:bookmarkEnd w:id="1"/>
       <w:r>
         <w:rPr>
@@ -154,6 +157,7 @@
           <w:numId w:val="2"/>
         </w:numPr>
         <w:ind w:left="720" w:hanging="360"/>
+        <w:rPr/>
       </w:pPr>
       <w:r>
         <w:rPr>
@@ -177,6 +181,7 @@
           <w:numId w:val="2"/>
         </w:numPr>
         <w:ind w:left="720" w:hanging="360"/>
+        <w:rPr/>
       </w:pPr>
       <w:r>
         <w:rPr>
@@ -200,6 +205,7 @@
           <w:numId w:val="2"/>
         </w:numPr>
         <w:ind w:left="720" w:hanging="360"/>
+        <w:rPr/>
       </w:pPr>
       <w:r>
         <w:rPr>
@@ -223,6 +229,7 @@
           <w:numId w:val="2"/>
         </w:numPr>
         <w:ind w:left="720" w:hanging="360"/>
+        <w:rPr/>
       </w:pPr>
       <w:r>
         <w:rPr>
@@ -246,6 +253,7 @@
           <w:numId w:val="2"/>
         </w:numPr>
         <w:ind w:left="720" w:hanging="360"/>
+        <w:rPr/>
       </w:pPr>
       <w:r>
         <w:rPr>
@@ -365,7 +373,7 @@
         <w:pStyle w:val="Heading2"/>
         <w:rPr/>
       </w:pPr>
-      <w:bookmarkStart w:colFirst="0" w:colLast="0" w:name="_kwmxppbrz2m7" w:id="2"/>
+      <w:bookmarkStart w:colFirst="0" w:colLast="0" w:name="_gic2terrjso7" w:id="2"/>
       <w:bookmarkEnd w:id="2"/>
       <w:r>
         <w:rPr>
@@ -381,6 +389,7 @@
           <w:numId w:val="2"/>
         </w:numPr>
         <w:ind w:left="720" w:hanging="360"/>
+        <w:rPr/>
       </w:pPr>
       <w:r>
         <w:rPr>
@@ -397,14 +406,20 @@
         </w:rPr>
         <w:t xml:space="preserve">: Not sure — recommend one → TypeScript + Node.js LTS 22 (pnpm)</w:t>
       </w:r>
-    </w:p>
-    <w:p>
-      <w:pPr>
-        <w:numPr>
-          <w:ilvl w:val="0"/>
-          <w:numId w:val="2"/>
-        </w:numPr>
-        <w:ind w:left="720" w:hanging="360"/>
+      <w:r>
+        <w:rPr>
+          <w:rtl w:val="0"/>
+        </w:rPr>
+      </w:r>
+    </w:p>
+    <w:p>
+      <w:pPr>
+        <w:numPr>
+          <w:ilvl w:val="0"/>
+          <w:numId w:val="2"/>
+        </w:numPr>
+        <w:ind w:left="720" w:hanging="360"/>
+        <w:rPr/>
       </w:pPr>
       <w:r>
         <w:rPr>
@@ -428,6 +443,7 @@
           <w:numId w:val="2"/>
         </w:numPr>
         <w:ind w:left="720" w:hanging="360"/>
+        <w:rPr/>
       </w:pPr>
       <w:r>
         <w:rPr>
@@ -451,6 +467,7 @@
           <w:numId w:val="2"/>
         </w:numPr>
         <w:ind w:left="720" w:hanging="360"/>
+        <w:rPr/>
       </w:pPr>
       <w:r>
         <w:rPr>
@@ -474,6 +491,7 @@
           <w:numId w:val="2"/>
         </w:numPr>
         <w:ind w:left="720" w:hanging="360"/>
+        <w:rPr/>
       </w:pPr>
       <w:r>
         <w:rPr>
@@ -511,6 +529,7 @@
           <w:numId w:val="2"/>
         </w:numPr>
         <w:ind w:left="720" w:hanging="360"/>
+        <w:rPr/>
       </w:pPr>
       <w:r>
         <w:rPr>
@@ -534,6 +553,7 @@
           <w:numId w:val="2"/>
         </w:numPr>
         <w:ind w:left="720" w:hanging="360"/>
+        <w:rPr/>
       </w:pPr>
       <w:r>
         <w:rPr>
@@ -557,6 +577,7 @@
           <w:numId w:val="2"/>
         </w:numPr>
         <w:ind w:left="720" w:hanging="360"/>
+        <w:rPr/>
       </w:pPr>
       <w:r>
         <w:rPr>
@@ -580,6 +601,7 @@
           <w:numId w:val="2"/>
         </w:numPr>
         <w:ind w:left="720" w:hanging="360"/>
+        <w:rPr/>
       </w:pPr>
       <w:r>
         <w:rPr>
@@ -596,13 +618,18 @@
         </w:rPr>
         <w:t xml:space="preserve">: TypeScript, pnpm, Vitest, Zod (schema-first tools → JSON Schema), better-sqlite3, @modelcontextprotocol/sdk</w:t>
       </w:r>
+      <w:r>
+        <w:rPr>
+          <w:rtl w:val="0"/>
+        </w:rPr>
+      </w:r>
     </w:p>
     <w:p>
       <w:pPr>
         <w:pStyle w:val="Heading2"/>
         <w:rPr/>
       </w:pPr>
-      <w:bookmarkStart w:colFirst="0" w:colLast="0" w:name="_9evcslvvtpp7" w:id="3"/>
+      <w:bookmarkStart w:colFirst="0" w:colLast="0" w:name="_nhdxnhpahpv8" w:id="3"/>
       <w:bookmarkEnd w:id="3"/>
       <w:r>
         <w:rPr>
@@ -618,6 +645,7 @@
           <w:numId w:val="2"/>
         </w:numPr>
         <w:ind w:left="720" w:hanging="360"/>
+        <w:rPr/>
       </w:pPr>
       <w:r>
         <w:rPr>
@@ -633,6 +661,7 @@
           <w:numId w:val="2"/>
         </w:numPr>
         <w:ind w:left="720" w:hanging="360"/>
+        <w:rPr/>
       </w:pPr>
       <w:r>
         <w:rPr>
@@ -648,6 +677,7 @@
           <w:numId w:val="2"/>
         </w:numPr>
         <w:ind w:left="720" w:hanging="360"/>
+        <w:rPr/>
       </w:pPr>
       <w:r>
         <w:rPr>
@@ -663,6 +693,7 @@
           <w:numId w:val="2"/>
         </w:numPr>
         <w:ind w:left="720" w:hanging="360"/>
+        <w:rPr/>
       </w:pPr>
       <w:r>
         <w:rPr>
@@ -678,6 +709,7 @@
           <w:numId w:val="2"/>
         </w:numPr>
         <w:ind w:left="720" w:hanging="360"/>
+        <w:rPr/>
       </w:pPr>
       <w:r>
         <w:rPr>
@@ -693,6 +725,7 @@
           <w:numId w:val="2"/>
         </w:numPr>
         <w:ind w:left="720" w:hanging="360"/>
+        <w:rPr/>
       </w:pPr>
       <w:r>
         <w:rPr>
@@ -706,7 +739,7 @@
         <w:pStyle w:val="Heading2"/>
         <w:rPr/>
       </w:pPr>
-      <w:bookmarkStart w:colFirst="0" w:colLast="0" w:name="_sl5ufh31upuw" w:id="4"/>
+      <w:bookmarkStart w:colFirst="0" w:colLast="0" w:name="_bdtjh92fvcar" w:id="4"/>
       <w:bookmarkEnd w:id="4"/>
       <w:r>
         <w:rPr>
@@ -758,6 +791,7 @@
           <w:numId w:val="2"/>
         </w:numPr>
         <w:ind w:left="720" w:hanging="360"/>
+        <w:rPr/>
       </w:pPr>
       <w:r>
         <w:rPr>
@@ -766,14 +800,20 @@
         </w:rPr>
         <w:t xml:space="preserve">MCP SDK ecosystem churn → keep pinned + behind own thin interface</w:t>
       </w:r>
-    </w:p>
-    <w:p>
-      <w:pPr>
-        <w:numPr>
-          <w:ilvl w:val="0"/>
-          <w:numId w:val="2"/>
-        </w:numPr>
-        <w:ind w:left="720" w:hanging="360"/>
+      <w:r>
+        <w:rPr>
+          <w:rtl w:val="0"/>
+        </w:rPr>
+      </w:r>
+    </w:p>
+    <w:p>
+      <w:pPr>
+        <w:numPr>
+          <w:ilvl w:val="0"/>
+          <w:numId w:val="2"/>
+        </w:numPr>
+        <w:ind w:left="720" w:hanging="360"/>
+        <w:rPr/>
       </w:pPr>
       <w:r>
         <w:rPr>
@@ -782,14 +822,20 @@
         </w:rPr>
         <w:t xml:space="preserve">LLM tool-call parsing variance → strict schema validation per adapter + normalized shape</w:t>
       </w:r>
-    </w:p>
-    <w:p>
-      <w:pPr>
-        <w:numPr>
-          <w:ilvl w:val="0"/>
-          <w:numId w:val="2"/>
-        </w:numPr>
-        <w:ind w:left="720" w:hanging="360"/>
+      <w:r>
+        <w:rPr>
+          <w:rtl w:val="0"/>
+        </w:rPr>
+      </w:r>
+    </w:p>
+    <w:p>
+      <w:pPr>
+        <w:numPr>
+          <w:ilvl w:val="0"/>
+          <w:numId w:val="2"/>
+        </w:numPr>
+        <w:ind w:left="720" w:hanging="360"/>
+        <w:rPr/>
       </w:pPr>
       <w:r>
         <w:rPr>
@@ -798,14 +844,20 @@
         </w:rPr>
         <w:t xml:space="preserve">Destructive-actions safety → required permission layer + confirmation, never bypass</w:t>
       </w:r>
-    </w:p>
-    <w:p>
-      <w:pPr>
-        <w:numPr>
-          <w:ilvl w:val="0"/>
-          <w:numId w:val="2"/>
-        </w:numPr>
-        <w:ind w:left="720" w:hanging="360"/>
+      <w:r>
+        <w:rPr>
+          <w:rtl w:val="0"/>
+        </w:rPr>
+      </w:r>
+    </w:p>
+    <w:p>
+      <w:pPr>
+        <w:numPr>
+          <w:ilvl w:val="0"/>
+          <w:numId w:val="2"/>
+        </w:numPr>
+        <w:ind w:left="720" w:hanging="360"/>
+        <w:rPr/>
       </w:pPr>
       <w:r>
         <w:rPr>
@@ -814,13 +866,18 @@
         </w:rPr>
         <w:t xml:space="preserve">Scope creep → pinned to 9 layers; defer OTel after P6 baseline, auth until external-app case requires it</w:t>
       </w:r>
+      <w:r>
+        <w:rPr>
+          <w:rtl w:val="0"/>
+        </w:rPr>
+      </w:r>
     </w:p>
     <w:p>
       <w:pPr>
         <w:pStyle w:val="Heading2"/>
         <w:rPr/>
       </w:pPr>
-      <w:bookmarkStart w:colFirst="0" w:colLast="0" w:name="_dhdiyuzam40h" w:id="5"/>
+      <w:bookmarkStart w:colFirst="0" w:colLast="0" w:name="_st6smoeaghjy" w:id="5"/>
       <w:bookmarkEnd w:id="5"/>
       <w:r>
         <w:rPr>
@@ -872,6 +929,7 @@
           <w:numId w:val="1"/>
         </w:numPr>
         <w:ind w:left="720" w:hanging="360"/>
+        <w:rPr/>
       </w:pPr>
       <w:r>
         <w:rPr>
@@ -895,6 +953,7 @@
           <w:numId w:val="1"/>
         </w:numPr>
         <w:ind w:left="720" w:hanging="360"/>
+        <w:rPr/>
       </w:pPr>
       <w:r>
         <w:rPr>
@@ -932,6 +991,7 @@
           <w:numId w:val="1"/>
         </w:numPr>
         <w:ind w:left="1440" w:hanging="360"/>
+        <w:rPr/>
       </w:pPr>
       <w:r>
         <w:rPr>
@@ -955,6 +1015,7 @@
           <w:numId w:val="1"/>
         </w:numPr>
         <w:ind w:left="1440" w:hanging="360"/>
+        <w:rPr/>
       </w:pPr>
       <w:r>
         <w:rPr>
@@ -978,6 +1039,7 @@
           <w:numId w:val="1"/>
         </w:numPr>
         <w:ind w:left="1440" w:hanging="360"/>
+        <w:rPr/>
       </w:pPr>
       <w:r>
         <w:rPr>
@@ -1001,6 +1063,7 @@
           <w:numId w:val="1"/>
         </w:numPr>
         <w:ind w:left="1440" w:hanging="360"/>
+        <w:rPr/>
       </w:pPr>
       <w:r>
         <w:rPr>
@@ -1024,6 +1087,7 @@
           <w:numId w:val="1"/>
         </w:numPr>
         <w:ind w:left="1440" w:hanging="360"/>
+        <w:rPr/>
       </w:pPr>
       <w:r>
         <w:rPr>
@@ -1047,6 +1111,7 @@
           <w:numId w:val="1"/>
         </w:numPr>
         <w:ind w:left="1440" w:hanging="360"/>
+        <w:rPr/>
       </w:pPr>
       <w:r>
         <w:rPr>
@@ -1070,6 +1135,7 @@
           <w:numId w:val="1"/>
         </w:numPr>
         <w:ind w:left="1440" w:hanging="360"/>
+        <w:rPr/>
       </w:pPr>
       <w:r>
         <w:rPr>
@@ -1093,6 +1159,7 @@
           <w:numId w:val="1"/>
         </w:numPr>
         <w:ind w:left="1440" w:hanging="360"/>
+        <w:rPr/>
       </w:pPr>
       <w:r>
         <w:rPr>
@@ -1116,6 +1183,7 @@
           <w:numId w:val="1"/>
         </w:numPr>
         <w:ind w:left="720" w:hanging="360"/>
+        <w:rPr/>
       </w:pPr>
       <w:r>
         <w:rPr>
@@ -1139,6 +1207,7 @@
           <w:numId w:val="1"/>
         </w:numPr>
         <w:ind w:left="1440" w:hanging="360"/>
+        <w:rPr/>
       </w:pPr>
       <w:r>
         <w:rPr>
@@ -1154,6 +1223,7 @@
           <w:numId w:val="1"/>
         </w:numPr>
         <w:ind w:left="1440" w:hanging="360"/>
+        <w:rPr/>
       </w:pPr>
       <w:r>
         <w:rPr>
@@ -1169,6 +1239,7 @@
           <w:numId w:val="1"/>
         </w:numPr>
         <w:ind w:left="1440" w:hanging="360"/>
+        <w:rPr/>
       </w:pPr>
       <w:r>
         <w:rPr>
@@ -1184,6 +1255,7 @@
           <w:numId w:val="1"/>
         </w:numPr>
         <w:ind w:left="1440" w:hanging="360"/>
+        <w:rPr/>
       </w:pPr>
       <w:r>
         <w:rPr>
@@ -1199,6 +1271,7 @@
           <w:numId w:val="1"/>
         </w:numPr>
         <w:ind w:left="1440" w:hanging="360"/>
+        <w:rPr/>
       </w:pPr>
       <w:r>
         <w:rPr>
@@ -1214,6 +1287,7 @@
           <w:numId w:val="1"/>
         </w:numPr>
         <w:ind w:left="1440" w:hanging="360"/>
+        <w:rPr/>
       </w:pPr>
       <w:r>
         <w:rPr>
@@ -1229,6 +1303,7 @@
           <w:numId w:val="1"/>
         </w:numPr>
         <w:ind w:left="1440" w:hanging="360"/>
+        <w:rPr/>
       </w:pPr>
       <w:r>
         <w:rPr>
@@ -1244,6 +1319,7 @@
           <w:numId w:val="1"/>
         </w:numPr>
         <w:ind w:left="720" w:hanging="360"/>
+        <w:rPr/>
       </w:pPr>
       <w:r>
         <w:rPr>
@@ -1295,6 +1371,7 @@
           <w:numId w:val="1"/>
         </w:numPr>
         <w:ind w:left="720" w:hanging="360"/>
+        <w:rPr/>
       </w:pPr>
       <w:r>
         <w:rPr>
